--- a/statics/1.CMU/SoPforCMU.docx
+++ b/statics/1.CMU/SoPforCMU.docx
@@ -327,8 +327,6 @@
         </w:rPr>
         <w:t>program</w:t>
       </w:r>
-      <w:bookmarkStart w:id="0" w:name="_GoBack"/>
-      <w:bookmarkEnd w:id="0"/>
       <w:r>
         <w:rPr>
           <w:rFonts w:ascii="Times New Roman" w:hAnsi="Times New Roman" w:cs="Times New Roman"/>
@@ -1350,6 +1348,62 @@
         </w:rPr>
         <w:t>.</w:t>
       </w:r>
+      <w:r>
+        <w:rPr>
+          <w:rFonts w:ascii="Times New Roman" w:hAnsi="Times New Roman" w:cs="Times New Roman"/>
+          <w:sz w:val="24"/>
+          <w:szCs w:val="24"/>
+        </w:rPr>
+        <w:t xml:space="preserve"> </w:t>
+      </w:r>
+      <w:r>
+        <w:rPr>
+          <w:rFonts w:ascii="Times New Roman" w:hAnsi="Times New Roman" w:cs="Times New Roman"/>
+          <w:sz w:val="24"/>
+          <w:szCs w:val="24"/>
+        </w:rPr>
+        <w:t>My care</w:t>
+      </w:r>
+      <w:r>
+        <w:rPr>
+          <w:rFonts w:ascii="Times New Roman" w:hAnsi="Times New Roman" w:cs="Times New Roman"/>
+          <w:sz w:val="24"/>
+          <w:szCs w:val="24"/>
+        </w:rPr>
+        <w:t>er goal is to become a software</w:t>
+      </w:r>
+      <w:r>
+        <w:rPr>
+          <w:rFonts w:ascii="Times New Roman" w:hAnsi="Times New Roman" w:cs="Times New Roman" w:hint="eastAsia"/>
+          <w:sz w:val="24"/>
+          <w:szCs w:val="24"/>
+        </w:rPr>
+        <w:t xml:space="preserve"> </w:t>
+      </w:r>
+      <w:r>
+        <w:rPr>
+          <w:rFonts w:ascii="Times New Roman" w:hAnsi="Times New Roman" w:cs="Times New Roman"/>
+          <w:sz w:val="24"/>
+          <w:szCs w:val="24"/>
+        </w:rPr>
+        <w:t>developer, and I want to build up my professional skills by pursuing a Master’s degree</w:t>
+      </w:r>
+      <w:r>
+        <w:rPr>
+          <w:rFonts w:ascii="Times New Roman" w:hAnsi="Times New Roman" w:cs="Times New Roman" w:hint="eastAsia"/>
+          <w:sz w:val="24"/>
+          <w:szCs w:val="24"/>
+        </w:rPr>
+        <w:t xml:space="preserve"> </w:t>
+      </w:r>
+      <w:r>
+        <w:rPr>
+          <w:rFonts w:ascii="Times New Roman" w:hAnsi="Times New Roman" w:cs="Times New Roman"/>
+          <w:sz w:val="24"/>
+          <w:szCs w:val="24"/>
+        </w:rPr>
+        <w:t>in graduate school.</w:t>
+      </w:r>
     </w:p>
     <w:p>
       <w:pPr>
@@ -1440,15 +1494,15 @@
           <w:sz w:val="24"/>
           <w:szCs w:val="24"/>
         </w:rPr>
-        <w:t>I have applied to three of your esteemed programs</w:t>
-      </w:r>
-      <w:r>
-        <w:rPr>
-          <w:rFonts w:ascii="Times New Roman" w:hAnsi="Times New Roman" w:cs="Times New Roman"/>
-          <w:sz w:val="24"/>
-          <w:szCs w:val="24"/>
-        </w:rPr>
-        <w:t xml:space="preserve">, that is MSCS, MCDS and </w:t>
+        <w:t xml:space="preserve">I have applied to your </w:t>
+      </w:r>
+      <w:r>
+        <w:rPr>
+          <w:rFonts w:ascii="Times New Roman" w:hAnsi="Times New Roman" w:cs="Times New Roman"/>
+          <w:sz w:val="24"/>
+          <w:szCs w:val="24"/>
+        </w:rPr>
+        <w:t xml:space="preserve">MSCS, MCDS and </w:t>
       </w:r>
       <w:r>
         <w:rPr>
@@ -1458,6 +1512,24 @@
         </w:rPr>
         <w:t>MS/IIS</w:t>
       </w:r>
+      <w:r>
+        <w:rPr>
+          <w:rFonts w:ascii="Times New Roman" w:hAnsi="Times New Roman" w:cs="Times New Roman"/>
+          <w:sz w:val="24"/>
+          <w:szCs w:val="24"/>
+        </w:rPr>
+        <w:t xml:space="preserve"> </w:t>
+      </w:r>
+      <w:r>
+        <w:rPr>
+          <w:rFonts w:ascii="Times New Roman" w:hAnsi="Times New Roman" w:cs="Times New Roman"/>
+          <w:sz w:val="24"/>
+          <w:szCs w:val="24"/>
+        </w:rPr>
+        <w:t>program</w:t>
+      </w:r>
+      <w:bookmarkStart w:id="0" w:name="_GoBack"/>
+      <w:bookmarkEnd w:id="0"/>
       <w:r>
         <w:rPr>
           <w:rFonts w:ascii="Times New Roman" w:hAnsi="Times New Roman" w:cs="Times New Roman"/>
@@ -1773,6 +1845,7 @@
           <w:sz w:val="24"/>
           <w:szCs w:val="24"/>
         </w:rPr>
+        <w:lastRenderedPageBreak/>
         <w:t>Qianyang Peng</w:t>
       </w:r>
     </w:p>
@@ -1838,7 +1911,7 @@
             <w:noProof/>
             <w:lang w:val="zh-CN"/>
           </w:rPr>
-          <w:t>1</w:t>
+          <w:t>2</w:t>
         </w:r>
         <w:r>
           <w:fldChar w:fldCharType="end"/>
@@ -2777,7 +2850,7 @@
 </file>
 
 <file path=customXml/itemProps1.xml><?xml version="1.0" encoding="utf-8"?>
-<ds:datastoreItem xmlns:ds="http://schemas.openxmlformats.org/officeDocument/2006/customXml" ds:itemID="{C1016BF7-9A2B-494A-B06D-BC681F8809EA}">
+<ds:datastoreItem xmlns:ds="http://schemas.openxmlformats.org/officeDocument/2006/customXml" ds:itemID="{C589BD6B-AFEE-4D24-92A1-72599B471176}">
   <ds:schemaRefs>
     <ds:schemaRef ds:uri="http://schemas.openxmlformats.org/officeDocument/2006/bibliography"/>
   </ds:schemaRefs>

--- a/statics/1.CMU/SoPforCMU.docx
+++ b/statics/1.CMU/SoPforCMU.docx
@@ -50,7 +50,7 @@
     <w:p>
       <w:pPr>
         <w:rPr>
-          <w:rFonts w:ascii="Times New Roman" w:hAnsi="Times New Roman" w:cs="Times New Roman"/>
+          <w:rFonts w:ascii="Times New Roman" w:hAnsi="Times New Roman" w:cs="Times New Roman" w:hint="eastAsia"/>
           <w:sz w:val="24"/>
           <w:szCs w:val="24"/>
         </w:rPr>
@@ -214,118 +214,6 @@
           <w:szCs w:val="24"/>
         </w:rPr>
         <w:t xml:space="preserve"> and design perfect programs</w:t>
-      </w:r>
-      <w:r>
-        <w:rPr>
-          <w:rFonts w:ascii="Times New Roman" w:hAnsi="Times New Roman" w:cs="Times New Roman"/>
-          <w:sz w:val="24"/>
-          <w:szCs w:val="24"/>
-        </w:rPr>
-        <w:t>.</w:t>
-      </w:r>
-      <w:r>
-        <w:rPr>
-          <w:rFonts w:ascii="Times New Roman" w:hAnsi="Times New Roman" w:cs="Times New Roman"/>
-          <w:sz w:val="24"/>
-          <w:szCs w:val="24"/>
-        </w:rPr>
-        <w:t xml:space="preserve"> </w:t>
-      </w:r>
-      <w:r>
-        <w:rPr>
-          <w:rFonts w:ascii="Times New Roman" w:hAnsi="Times New Roman" w:cs="Times New Roman"/>
-          <w:sz w:val="24"/>
-          <w:szCs w:val="24"/>
-        </w:rPr>
-        <w:t>T</w:t>
-      </w:r>
-      <w:r>
-        <w:rPr>
-          <w:rFonts w:ascii="Times New Roman" w:hAnsi="Times New Roman" w:cs="Times New Roman"/>
-          <w:sz w:val="24"/>
-          <w:szCs w:val="24"/>
-        </w:rPr>
-        <w:t>his</w:t>
-      </w:r>
-      <w:r>
-        <w:rPr>
-          <w:rFonts w:ascii="Times New Roman" w:hAnsi="Times New Roman" w:cs="Times New Roman"/>
-          <w:sz w:val="24"/>
-          <w:szCs w:val="24"/>
-        </w:rPr>
-        <w:t xml:space="preserve"> is</w:t>
-      </w:r>
-      <w:r>
-        <w:rPr>
-          <w:rFonts w:ascii="Times New Roman" w:hAnsi="Times New Roman" w:cs="Times New Roman"/>
-          <w:sz w:val="24"/>
-          <w:szCs w:val="24"/>
-        </w:rPr>
-        <w:t xml:space="preserve"> exactly</w:t>
-      </w:r>
-      <w:r>
-        <w:rPr>
-          <w:rFonts w:ascii="Times New Roman" w:hAnsi="Times New Roman" w:cs="Times New Roman"/>
-          <w:sz w:val="24"/>
-          <w:szCs w:val="24"/>
-        </w:rPr>
-        <w:t xml:space="preserve"> why I am here applying </w:t>
-      </w:r>
-      <w:r>
-        <w:rPr>
-          <w:rFonts w:ascii="Times New Roman" w:hAnsi="Times New Roman" w:cs="Times New Roman"/>
-          <w:sz w:val="24"/>
-          <w:szCs w:val="24"/>
-        </w:rPr>
-        <w:t>to</w:t>
-      </w:r>
-      <w:r>
-        <w:rPr>
-          <w:rFonts w:ascii="Times New Roman" w:hAnsi="Times New Roman" w:cs="Times New Roman"/>
-          <w:sz w:val="24"/>
-          <w:szCs w:val="24"/>
-        </w:rPr>
-        <w:t xml:space="preserve"> your</w:t>
-      </w:r>
-      <w:r>
-        <w:rPr>
-          <w:rFonts w:ascii="Times New Roman" w:hAnsi="Times New Roman" w:cs="Times New Roman"/>
-          <w:sz w:val="24"/>
-          <w:szCs w:val="24"/>
-        </w:rPr>
-        <w:t xml:space="preserve"> </w:t>
-      </w:r>
-      <w:r>
-        <w:rPr>
-          <w:rFonts w:ascii="Times New Roman" w:hAnsi="Times New Roman" w:cs="Times New Roman"/>
-          <w:sz w:val="24"/>
-          <w:szCs w:val="24"/>
-        </w:rPr>
-        <w:t xml:space="preserve">CS </w:t>
-      </w:r>
-      <w:r>
-        <w:rPr>
-          <w:rFonts w:ascii="Times New Roman" w:hAnsi="Times New Roman" w:cs="Times New Roman"/>
-          <w:sz w:val="24"/>
-          <w:szCs w:val="24"/>
-        </w:rPr>
-        <w:t>Master’</w:t>
-      </w:r>
-      <w:r>
-        <w:rPr>
-          <w:rFonts w:ascii="Times New Roman" w:hAnsi="Times New Roman" w:cs="Times New Roman"/>
-          <w:sz w:val="24"/>
-          <w:szCs w:val="24"/>
-        </w:rPr>
-        <w:t xml:space="preserve">s </w:t>
-      </w:r>
-      <w:r>
-        <w:rPr>
-          <w:rFonts w:ascii="Times New Roman" w:hAnsi="Times New Roman" w:cs="Times New Roman"/>
-          <w:sz w:val="24"/>
-          <w:szCs w:val="24"/>
-        </w:rPr>
-        <w:t>program</w:t>
       </w:r>
       <w:r>
         <w:rPr>
@@ -552,6 +440,14 @@
           <w:szCs w:val="24"/>
         </w:rPr>
         <w:t>However</w:t>
+      </w:r>
+      <w:r>
+        <w:rPr>
+          <w:rFonts w:ascii="Times New Roman" w:hAnsi="Times New Roman" w:cs="Times New Roman"/>
+          <w:sz w:val="24"/>
+          <w:szCs w:val="24"/>
+        </w:rPr>
+        <w:t>,</w:t>
       </w:r>
       <w:r>
         <w:rPr>
@@ -779,72 +675,31 @@
           <w:sz w:val="24"/>
           <w:szCs w:val="24"/>
         </w:rPr>
-        <w:t xml:space="preserve"> based exact algorithm for calculating the optimal testing strategy. My part of work has been highly evaluated by paper reviewers and our paper is accepted by IEEE INFOCOM 2017. </w:t>
-      </w:r>
-      <w:r>
-        <w:rPr>
-          <w:rFonts w:ascii="Times New Roman" w:hAnsi="Times New Roman" w:cs="Times New Roman"/>
-          <w:sz w:val="24"/>
-          <w:szCs w:val="24"/>
-        </w:rPr>
-        <w:t xml:space="preserve">After the training of these </w:t>
-      </w:r>
-      <w:r>
-        <w:rPr>
-          <w:rFonts w:ascii="Times New Roman" w:hAnsi="Times New Roman" w:cs="Times New Roman"/>
-          <w:sz w:val="24"/>
-          <w:szCs w:val="24"/>
-        </w:rPr>
-        <w:t>experiences</w:t>
-      </w:r>
-      <w:r>
-        <w:rPr>
-          <w:rFonts w:ascii="Times New Roman" w:hAnsi="Times New Roman" w:cs="Times New Roman"/>
-          <w:sz w:val="24"/>
-          <w:szCs w:val="24"/>
-        </w:rPr>
-        <w:t>, I got quite familiar with many programming languages and their scientific computing libraries. Also, I formed the ability to study the relevant research</w:t>
-      </w:r>
-      <w:r>
-        <w:rPr>
-          <w:rFonts w:ascii="Times New Roman" w:hAnsi="Times New Roman" w:cs="Times New Roman"/>
-          <w:sz w:val="24"/>
-          <w:szCs w:val="24"/>
-        </w:rPr>
-        <w:t>es</w:t>
-      </w:r>
-      <w:r>
-        <w:rPr>
-          <w:rFonts w:ascii="Times New Roman" w:hAnsi="Times New Roman" w:cs="Times New Roman"/>
-          <w:sz w:val="24"/>
-          <w:szCs w:val="24"/>
-        </w:rPr>
-        <w:t xml:space="preserve"> and published papers for inspirations to solve new derived problems. Long </w:t>
-      </w:r>
-      <w:r>
-        <w:rPr>
-          <w:rFonts w:ascii="Times New Roman" w:hAnsi="Times New Roman" w:cs="Times New Roman" w:hint="eastAsia"/>
-          <w:sz w:val="24"/>
-          <w:szCs w:val="24"/>
-        </w:rPr>
-        <w:t>engagement</w:t>
-      </w:r>
-      <w:r>
-        <w:rPr>
-          <w:rFonts w:ascii="Times New Roman" w:hAnsi="Times New Roman" w:cs="Times New Roman"/>
-          <w:sz w:val="24"/>
-          <w:szCs w:val="24"/>
-        </w:rPr>
-        <w:t xml:space="preserve"> with algorithm and code had also inspired me to think how we can utilize or even optimize our programming language to help us find latent bugs or achieve a higher performance, and how we can build our system to be </w:t>
-      </w:r>
-      <w:r>
-        <w:rPr>
-          <w:rFonts w:ascii="Times New Roman" w:hAnsi="Times New Roman" w:cs="Times New Roman"/>
-          <w:sz w:val="24"/>
-          <w:szCs w:val="24"/>
-        </w:rPr>
-        <w:lastRenderedPageBreak/>
-        <w:t>more efficient, robust and reliable.</w:t>
+        <w:t xml:space="preserve"> based exact algorithm for calculating the optimal testing strategy. My part of work has been highly evaluated by paper reviewers and our paper </w:t>
+      </w:r>
+      <w:r>
+        <w:rPr>
+          <w:rFonts w:ascii="Times New Roman" w:hAnsi="Times New Roman" w:cs="Times New Roman"/>
+          <w:sz w:val="24"/>
+          <w:szCs w:val="24"/>
+        </w:rPr>
+        <w:t>has been</w:t>
+      </w:r>
+      <w:r>
+        <w:rPr>
+          <w:rFonts w:ascii="Times New Roman" w:hAnsi="Times New Roman" w:cs="Times New Roman"/>
+          <w:sz w:val="24"/>
+          <w:szCs w:val="24"/>
+        </w:rPr>
+        <w:t xml:space="preserve"> accepted by IEEE INFOCOM 2017</w:t>
+      </w:r>
+      <w:r>
+        <w:rPr>
+          <w:rFonts w:ascii="Times New Roman" w:hAnsi="Times New Roman" w:cs="Times New Roman"/>
+          <w:sz w:val="24"/>
+          <w:szCs w:val="24"/>
+        </w:rPr>
+        <w:t>.</w:t>
       </w:r>
     </w:p>
     <w:p>
@@ -927,7 +782,16 @@
           <w:sz w:val="24"/>
           <w:szCs w:val="24"/>
         </w:rPr>
-        <w:t>The engine part was containing a recursive decision tree loader and a rule parser, implemented within 100 lines. And the rule part was in JSON files containing node labels and relatives, with the rule body described in disjunc</w:t>
+        <w:t xml:space="preserve">The engine part was containing a recursive </w:t>
+      </w:r>
+      <w:r>
+        <w:rPr>
+          <w:rFonts w:ascii="Times New Roman" w:hAnsi="Times New Roman" w:cs="Times New Roman"/>
+          <w:sz w:val="24"/>
+          <w:szCs w:val="24"/>
+        </w:rPr>
+        <w:lastRenderedPageBreak/>
+        <w:t>decision tree loader and a rule parser, implemented within 100 lines. And the rule part was in JSON files containing node labels and relatives, with the rule body described in disjunc</w:t>
       </w:r>
       <w:r>
         <w:rPr>
@@ -988,6 +852,7 @@
     </w:p>
     <w:p>
       <w:pPr>
+        <w:ind w:firstLine="420"/>
         <w:rPr>
           <w:rFonts w:ascii="Times New Roman" w:hAnsi="Times New Roman" w:cs="Times New Roman"/>
           <w:sz w:val="24"/>
@@ -1010,71 +875,63 @@
           <w:sz w:val="24"/>
           <w:szCs w:val="24"/>
         </w:rPr>
-        <w:t>Learning computer science</w:t>
-      </w:r>
-      <w:r>
-        <w:rPr>
-          <w:rFonts w:ascii="Times New Roman" w:hAnsi="Times New Roman" w:cs="Times New Roman"/>
-          <w:sz w:val="24"/>
-          <w:szCs w:val="24"/>
-        </w:rPr>
-        <w:t xml:space="preserve"> has</w:t>
-      </w:r>
-      <w:r>
-        <w:rPr>
-          <w:rFonts w:ascii="Times New Roman" w:hAnsi="Times New Roman" w:cs="Times New Roman"/>
-          <w:sz w:val="24"/>
-          <w:szCs w:val="24"/>
-        </w:rPr>
-        <w:t xml:space="preserve"> been </w:t>
-      </w:r>
-      <w:r>
-        <w:rPr>
-          <w:rFonts w:ascii="Times New Roman" w:hAnsi="Times New Roman" w:cs="Times New Roman"/>
-          <w:sz w:val="24"/>
-          <w:szCs w:val="24"/>
-        </w:rPr>
-        <w:t xml:space="preserve">the </w:t>
-      </w:r>
-      <w:r>
-        <w:rPr>
-          <w:rFonts w:ascii="Times New Roman" w:hAnsi="Times New Roman" w:cs="Times New Roman"/>
-          <w:sz w:val="24"/>
-          <w:szCs w:val="24"/>
-        </w:rPr>
-        <w:t xml:space="preserve">busiest </w:t>
-      </w:r>
-      <w:r>
-        <w:rPr>
-          <w:rFonts w:ascii="Times New Roman" w:hAnsi="Times New Roman" w:cs="Times New Roman"/>
-          <w:sz w:val="24"/>
-          <w:szCs w:val="24"/>
-        </w:rPr>
-        <w:t xml:space="preserve">but most fulfilling </w:t>
-      </w:r>
-      <w:r>
-        <w:rPr>
-          <w:rFonts w:ascii="Times New Roman" w:hAnsi="Times New Roman" w:cs="Times New Roman"/>
-          <w:sz w:val="24"/>
-          <w:szCs w:val="24"/>
-        </w:rPr>
-        <w:t xml:space="preserve">period of my life, as I can feel that I am </w:t>
-      </w:r>
-      <w:r>
-        <w:rPr>
-          <w:rFonts w:ascii="Times New Roman" w:hAnsi="Times New Roman" w:cs="Times New Roman"/>
-          <w:sz w:val="24"/>
-          <w:szCs w:val="24"/>
-        </w:rPr>
-        <w:t>learning what I</w:t>
-      </w:r>
-      <w:r>
-        <w:rPr>
-          <w:rFonts w:ascii="Times New Roman" w:hAnsi="Times New Roman" w:cs="Times New Roman"/>
-          <w:sz w:val="24"/>
-          <w:szCs w:val="24"/>
-        </w:rPr>
-        <w:t xml:space="preserve"> really</w:t>
+        <w:t>CMU</w:t>
+      </w:r>
+      <w:r>
+        <w:rPr>
+          <w:rFonts w:ascii="Times New Roman" w:hAnsi="Times New Roman" w:cs="Times New Roman"/>
+          <w:sz w:val="24"/>
+          <w:szCs w:val="24"/>
+        </w:rPr>
+        <w:t xml:space="preserve"> has the best graduate school </w:t>
+      </w:r>
+      <w:r>
+        <w:rPr>
+          <w:rFonts w:ascii="Times New Roman" w:hAnsi="Times New Roman" w:cs="Times New Roman"/>
+          <w:sz w:val="24"/>
+          <w:szCs w:val="24"/>
+        </w:rPr>
+        <w:t>for</w:t>
+      </w:r>
+      <w:r>
+        <w:rPr>
+          <w:rFonts w:ascii="Times New Roman" w:hAnsi="Times New Roman" w:cs="Times New Roman"/>
+          <w:sz w:val="24"/>
+          <w:szCs w:val="24"/>
+        </w:rPr>
+        <w:t xml:space="preserve"> Computer Science. I</w:t>
+      </w:r>
+      <w:r>
+        <w:rPr>
+          <w:rFonts w:ascii="Times New Roman" w:hAnsi="Times New Roman" w:cs="Times New Roman"/>
+          <w:sz w:val="24"/>
+          <w:szCs w:val="24"/>
+        </w:rPr>
+        <w:t xml:space="preserve">t </w:t>
+      </w:r>
+      <w:r>
+        <w:rPr>
+          <w:rFonts w:ascii="Times New Roman" w:hAnsi="Times New Roman" w:cs="Times New Roman"/>
+          <w:sz w:val="24"/>
+          <w:szCs w:val="24"/>
+        </w:rPr>
+        <w:t>has always been</w:t>
+      </w:r>
+      <w:r>
+        <w:rPr>
+          <w:rFonts w:ascii="Times New Roman" w:hAnsi="Times New Roman" w:cs="Times New Roman"/>
+          <w:sz w:val="24"/>
+          <w:szCs w:val="24"/>
+        </w:rPr>
+        <w:t xml:space="preserve"> my dream school</w:t>
+      </w:r>
+      <w:r>
+        <w:rPr>
+          <w:rFonts w:ascii="Times New Roman" w:hAnsi="Times New Roman" w:cs="Times New Roman"/>
+          <w:sz w:val="24"/>
+          <w:szCs w:val="24"/>
+        </w:rPr>
+        <w:t xml:space="preserve"> and</w:t>
       </w:r>
       <w:r>
         <w:rPr>
@@ -1090,31 +947,23 @@
           <w:sz w:val="24"/>
           <w:szCs w:val="24"/>
         </w:rPr>
-        <w:t>like</w:t>
-      </w:r>
-      <w:r>
-        <w:rPr>
-          <w:rFonts w:ascii="Times New Roman" w:hAnsi="Times New Roman" w:cs="Times New Roman"/>
-          <w:sz w:val="24"/>
-          <w:szCs w:val="24"/>
-        </w:rPr>
-        <w:t xml:space="preserve"> and</w:t>
-      </w:r>
-      <w:r>
-        <w:rPr>
-          <w:rFonts w:ascii="Times New Roman" w:hAnsi="Times New Roman" w:cs="Times New Roman"/>
-          <w:sz w:val="24"/>
-          <w:szCs w:val="24"/>
-        </w:rPr>
-        <w:t xml:space="preserve"> willing to</w:t>
-      </w:r>
-      <w:r>
-        <w:rPr>
-          <w:rFonts w:ascii="Times New Roman" w:hAnsi="Times New Roman" w:cs="Times New Roman"/>
-          <w:sz w:val="24"/>
-          <w:szCs w:val="24"/>
-        </w:rPr>
-        <w:t xml:space="preserve"> be</w:t>
+        <w:t xml:space="preserve">I have applied to your </w:t>
+      </w:r>
+      <w:r>
+        <w:rPr>
+          <w:rFonts w:ascii="Times New Roman" w:hAnsi="Times New Roman" w:cs="Times New Roman"/>
+          <w:sz w:val="24"/>
+          <w:szCs w:val="24"/>
+        </w:rPr>
+        <w:t xml:space="preserve">MSCS, MCDS and </w:t>
+      </w:r>
+      <w:r>
+        <w:rPr>
+          <w:rFonts w:ascii="Times New Roman" w:hAnsi="Times New Roman" w:cs="Times New Roman"/>
+          <w:sz w:val="24"/>
+          <w:szCs w:val="24"/>
+        </w:rPr>
+        <w:t>MS/IIS</w:t>
       </w:r>
       <w:r>
         <w:rPr>
@@ -1130,23 +979,7 @@
           <w:sz w:val="24"/>
           <w:szCs w:val="24"/>
         </w:rPr>
-        <w:t>fully</w:t>
-      </w:r>
-      <w:r>
-        <w:rPr>
-          <w:rFonts w:ascii="Times New Roman" w:hAnsi="Times New Roman" w:cs="Times New Roman"/>
-          <w:sz w:val="24"/>
-          <w:szCs w:val="24"/>
-        </w:rPr>
-        <w:t xml:space="preserve"> devoted</w:t>
-      </w:r>
-      <w:r>
-        <w:rPr>
-          <w:rFonts w:ascii="Times New Roman" w:hAnsi="Times New Roman" w:cs="Times New Roman"/>
-          <w:sz w:val="24"/>
-          <w:szCs w:val="24"/>
-        </w:rPr>
-        <w:t xml:space="preserve"> to it</w:t>
+        <w:t>program</w:t>
       </w:r>
       <w:r>
         <w:rPr>
@@ -1162,31 +995,23 @@
           <w:sz w:val="24"/>
           <w:szCs w:val="24"/>
         </w:rPr>
-        <w:t xml:space="preserve"> I </w:t>
-      </w:r>
-      <w:r>
-        <w:rPr>
-          <w:rFonts w:ascii="Times New Roman" w:hAnsi="Times New Roman" w:cs="Times New Roman"/>
-          <w:sz w:val="24"/>
-          <w:szCs w:val="24"/>
-        </w:rPr>
-        <w:t>enjoy</w:t>
-      </w:r>
-      <w:r>
-        <w:rPr>
-          <w:rFonts w:ascii="Times New Roman" w:hAnsi="Times New Roman" w:cs="Times New Roman"/>
-          <w:sz w:val="24"/>
-          <w:szCs w:val="24"/>
-        </w:rPr>
-        <w:t>ed</w:t>
-      </w:r>
-      <w:r>
-        <w:rPr>
-          <w:rFonts w:ascii="Times New Roman" w:hAnsi="Times New Roman" w:cs="Times New Roman"/>
-          <w:sz w:val="24"/>
-          <w:szCs w:val="24"/>
-        </w:rPr>
-        <w:t xml:space="preserve"> doing algorithm design and implementation in academic research</w:t>
+        <w:t xml:space="preserve"> </w:t>
+      </w:r>
+      <w:r>
+        <w:rPr>
+          <w:rFonts w:ascii="Times New Roman" w:hAnsi="Times New Roman" w:cs="Times New Roman"/>
+          <w:sz w:val="24"/>
+          <w:szCs w:val="24"/>
+        </w:rPr>
+        <w:t>For MSC</w:t>
+      </w:r>
+      <w:r>
+        <w:rPr>
+          <w:rFonts w:ascii="Times New Roman" w:hAnsi="Times New Roman" w:cs="Times New Roman"/>
+          <w:sz w:val="24"/>
+          <w:szCs w:val="24"/>
+        </w:rPr>
+        <w:t>S program</w:t>
       </w:r>
       <w:r>
         <w:rPr>
@@ -1202,31 +1027,79 @@
           <w:sz w:val="24"/>
           <w:szCs w:val="24"/>
         </w:rPr>
-        <w:t xml:space="preserve"> and</w:t>
-      </w:r>
-      <w:r>
-        <w:rPr>
-          <w:rFonts w:ascii="Times New Roman" w:hAnsi="Times New Roman" w:cs="Times New Roman"/>
-          <w:sz w:val="24"/>
-          <w:szCs w:val="24"/>
-        </w:rPr>
-        <w:t xml:space="preserve"> equally enjoyed</w:t>
-      </w:r>
-      <w:r>
-        <w:rPr>
-          <w:rFonts w:ascii="Times New Roman" w:hAnsi="Times New Roman" w:cs="Times New Roman"/>
-          <w:sz w:val="24"/>
-          <w:szCs w:val="24"/>
-        </w:rPr>
-        <w:t xml:space="preserve"> doing</w:t>
-      </w:r>
-      <w:r>
-        <w:rPr>
-          <w:rFonts w:ascii="Times New Roman" w:hAnsi="Times New Roman" w:cs="Times New Roman"/>
-          <w:sz w:val="24"/>
-          <w:szCs w:val="24"/>
-        </w:rPr>
-        <w:t xml:space="preserve"> software development in industrial practice</w:t>
+        <w:t xml:space="preserve"> I will focus on programming languages and software t</w:t>
+      </w:r>
+      <w:r>
+        <w:rPr>
+          <w:rFonts w:ascii="Times New Roman" w:hAnsi="Times New Roman" w:cs="Times New Roman"/>
+          <w:sz w:val="24"/>
+          <w:szCs w:val="24"/>
+        </w:rPr>
+        <w:t>heories.</w:t>
+      </w:r>
+      <w:r>
+        <w:rPr>
+          <w:rFonts w:ascii="Times New Roman" w:hAnsi="Times New Roman" w:cs="Times New Roman"/>
+          <w:sz w:val="24"/>
+          <w:szCs w:val="24"/>
+        </w:rPr>
+        <w:t xml:space="preserve"> </w:t>
+      </w:r>
+      <w:r>
+        <w:rPr>
+          <w:rFonts w:ascii="Times New Roman" w:hAnsi="Times New Roman" w:cs="Times New Roman"/>
+          <w:sz w:val="24"/>
+          <w:szCs w:val="24"/>
+        </w:rPr>
+        <w:t>After the training of</w:t>
+      </w:r>
+      <w:r>
+        <w:rPr>
+          <w:rFonts w:ascii="Times New Roman" w:hAnsi="Times New Roman" w:cs="Times New Roman"/>
+          <w:sz w:val="24"/>
+          <w:szCs w:val="24"/>
+        </w:rPr>
+        <w:t xml:space="preserve"> my</w:t>
+      </w:r>
+      <w:r>
+        <w:rPr>
+          <w:rFonts w:ascii="Times New Roman" w:hAnsi="Times New Roman" w:cs="Times New Roman"/>
+          <w:sz w:val="24"/>
+          <w:szCs w:val="24"/>
+        </w:rPr>
+        <w:t xml:space="preserve"> laboratory</w:t>
+      </w:r>
+      <w:r>
+        <w:rPr>
+          <w:rFonts w:ascii="Times New Roman" w:hAnsi="Times New Roman" w:cs="Times New Roman"/>
+          <w:sz w:val="24"/>
+          <w:szCs w:val="24"/>
+        </w:rPr>
+        <w:t xml:space="preserve"> and industrial</w:t>
+      </w:r>
+      <w:r>
+        <w:rPr>
+          <w:rFonts w:ascii="Times New Roman" w:hAnsi="Times New Roman" w:cs="Times New Roman"/>
+          <w:sz w:val="24"/>
+          <w:szCs w:val="24"/>
+        </w:rPr>
+        <w:t xml:space="preserve"> </w:t>
+      </w:r>
+      <w:r>
+        <w:rPr>
+          <w:rFonts w:ascii="Times New Roman" w:hAnsi="Times New Roman" w:cs="Times New Roman"/>
+          <w:sz w:val="24"/>
+          <w:szCs w:val="24"/>
+        </w:rPr>
+        <w:t>experiences</w:t>
+      </w:r>
+      <w:r>
+        <w:rPr>
+          <w:rFonts w:ascii="Times New Roman" w:hAnsi="Times New Roman" w:cs="Times New Roman"/>
+          <w:sz w:val="24"/>
+          <w:szCs w:val="24"/>
+        </w:rPr>
+        <w:t>, I got quite familiar with many programming languages and their scientific computing libraries</w:t>
       </w:r>
       <w:r>
         <w:rPr>
@@ -1250,31 +1123,15 @@
           <w:sz w:val="24"/>
           <w:szCs w:val="24"/>
         </w:rPr>
-        <w:t>T</w:t>
-      </w:r>
-      <w:r>
-        <w:rPr>
-          <w:rFonts w:ascii="Times New Roman" w:hAnsi="Times New Roman" w:cs="Times New Roman"/>
-          <w:sz w:val="24"/>
-          <w:szCs w:val="24"/>
-        </w:rPr>
-        <w:t>he commonness in both of</w:t>
-      </w:r>
-      <w:r>
-        <w:rPr>
-          <w:rFonts w:ascii="Times New Roman" w:hAnsi="Times New Roman" w:cs="Times New Roman"/>
-          <w:sz w:val="24"/>
-          <w:szCs w:val="24"/>
-        </w:rPr>
-        <w:t xml:space="preserve"> them</w:t>
-      </w:r>
-      <w:r>
-        <w:rPr>
-          <w:rFonts w:ascii="Times New Roman" w:hAnsi="Times New Roman" w:cs="Times New Roman"/>
-          <w:sz w:val="24"/>
-          <w:szCs w:val="24"/>
-        </w:rPr>
-        <w:t xml:space="preserve"> is</w:t>
+        <w:t xml:space="preserve">Long </w:t>
+      </w:r>
+      <w:r>
+        <w:rPr>
+          <w:rFonts w:ascii="Times New Roman" w:hAnsi="Times New Roman" w:cs="Times New Roman" w:hint="eastAsia"/>
+          <w:sz w:val="24"/>
+          <w:szCs w:val="24"/>
+        </w:rPr>
+        <w:t>engagement</w:t>
       </w:r>
       <w:r>
         <w:rPr>
@@ -1290,123 +1147,44 @@
           <w:sz w:val="24"/>
           <w:szCs w:val="24"/>
         </w:rPr>
-        <w:t>how to implement your idea into solid code</w:t>
-      </w:r>
-      <w:r>
-        <w:rPr>
-          <w:rFonts w:ascii="Times New Roman" w:hAnsi="Times New Roman" w:cs="Times New Roman"/>
-          <w:sz w:val="24"/>
-          <w:szCs w:val="24"/>
-        </w:rPr>
-        <w:t xml:space="preserve">, and that is exactly </w:t>
-      </w:r>
-      <w:r>
-        <w:rPr>
-          <w:rFonts w:ascii="Times New Roman" w:hAnsi="Times New Roman" w:cs="Times New Roman"/>
-          <w:sz w:val="24"/>
-          <w:szCs w:val="24"/>
-        </w:rPr>
-        <w:t xml:space="preserve">what </w:t>
-      </w:r>
-      <w:r>
-        <w:rPr>
-          <w:rFonts w:ascii="Times New Roman" w:hAnsi="Times New Roman" w:cs="Times New Roman"/>
-          <w:sz w:val="24"/>
-          <w:szCs w:val="24"/>
-        </w:rPr>
-        <w:t xml:space="preserve">I want to </w:t>
-      </w:r>
-      <w:r>
-        <w:rPr>
-          <w:rFonts w:ascii="Times New Roman" w:hAnsi="Times New Roman" w:cs="Times New Roman"/>
-          <w:sz w:val="24"/>
-          <w:szCs w:val="24"/>
-        </w:rPr>
-        <w:t>focus on</w:t>
-      </w:r>
-      <w:r>
-        <w:rPr>
-          <w:rFonts w:ascii="Times New Roman" w:hAnsi="Times New Roman" w:cs="Times New Roman"/>
-          <w:sz w:val="24"/>
-          <w:szCs w:val="24"/>
-        </w:rPr>
-        <w:t xml:space="preserve"> for my Master’</w:t>
-      </w:r>
-      <w:r>
-        <w:rPr>
-          <w:rFonts w:ascii="Times New Roman" w:hAnsi="Times New Roman" w:cs="Times New Roman"/>
-          <w:sz w:val="24"/>
-          <w:szCs w:val="24"/>
-        </w:rPr>
-        <w:t>s study</w:t>
-      </w:r>
-      <w:r>
-        <w:rPr>
-          <w:rFonts w:ascii="Times New Roman" w:hAnsi="Times New Roman" w:cs="Times New Roman"/>
-          <w:sz w:val="24"/>
-          <w:szCs w:val="24"/>
-        </w:rPr>
-        <w:t>.</w:t>
-      </w:r>
-      <w:r>
-        <w:rPr>
-          <w:rFonts w:ascii="Times New Roman" w:hAnsi="Times New Roman" w:cs="Times New Roman"/>
-          <w:sz w:val="24"/>
-          <w:szCs w:val="24"/>
-        </w:rPr>
-        <w:t xml:space="preserve"> </w:t>
-      </w:r>
-      <w:r>
-        <w:rPr>
-          <w:rFonts w:ascii="Times New Roman" w:hAnsi="Times New Roman" w:cs="Times New Roman"/>
-          <w:sz w:val="24"/>
-          <w:szCs w:val="24"/>
-        </w:rPr>
-        <w:t>My care</w:t>
-      </w:r>
-      <w:r>
-        <w:rPr>
-          <w:rFonts w:ascii="Times New Roman" w:hAnsi="Times New Roman" w:cs="Times New Roman"/>
-          <w:sz w:val="24"/>
-          <w:szCs w:val="24"/>
-        </w:rPr>
-        <w:t>er goal is to become a software</w:t>
-      </w:r>
-      <w:r>
-        <w:rPr>
-          <w:rFonts w:ascii="Times New Roman" w:hAnsi="Times New Roman" w:cs="Times New Roman" w:hint="eastAsia"/>
-          <w:sz w:val="24"/>
-          <w:szCs w:val="24"/>
-        </w:rPr>
-        <w:t xml:space="preserve"> </w:t>
-      </w:r>
-      <w:r>
-        <w:rPr>
-          <w:rFonts w:ascii="Times New Roman" w:hAnsi="Times New Roman" w:cs="Times New Roman"/>
-          <w:sz w:val="24"/>
-          <w:szCs w:val="24"/>
-        </w:rPr>
-        <w:t>developer, and I want to build up my professional skills by pursuing a Master’s degree</w:t>
-      </w:r>
-      <w:r>
-        <w:rPr>
-          <w:rFonts w:ascii="Times New Roman" w:hAnsi="Times New Roman" w:cs="Times New Roman" w:hint="eastAsia"/>
-          <w:sz w:val="24"/>
-          <w:szCs w:val="24"/>
-        </w:rPr>
-        <w:t xml:space="preserve"> </w:t>
-      </w:r>
-      <w:r>
-        <w:rPr>
-          <w:rFonts w:ascii="Times New Roman" w:hAnsi="Times New Roman" w:cs="Times New Roman"/>
-          <w:sz w:val="24"/>
-          <w:szCs w:val="24"/>
-        </w:rPr>
-        <w:t>in graduate school.</w:t>
+        <w:t>with algorithm and code had</w:t>
+      </w:r>
+      <w:r>
+        <w:rPr>
+          <w:rFonts w:ascii="Times New Roman" w:hAnsi="Times New Roman" w:cs="Times New Roman"/>
+          <w:sz w:val="24"/>
+          <w:szCs w:val="24"/>
+        </w:rPr>
+        <w:t xml:space="preserve"> also</w:t>
+      </w:r>
+      <w:r>
+        <w:rPr>
+          <w:rFonts w:ascii="Times New Roman" w:hAnsi="Times New Roman" w:cs="Times New Roman"/>
+          <w:sz w:val="24"/>
+          <w:szCs w:val="24"/>
+        </w:rPr>
+        <w:t xml:space="preserve"> inspired me to think how we can utilize or even o</w:t>
+      </w:r>
+      <w:r>
+        <w:rPr>
+          <w:rFonts w:ascii="Times New Roman" w:hAnsi="Times New Roman" w:cs="Times New Roman"/>
+          <w:sz w:val="24"/>
+          <w:szCs w:val="24"/>
+        </w:rPr>
+        <w:t>ptimize our programming system</w:t>
+      </w:r>
+      <w:r>
+        <w:rPr>
+          <w:rFonts w:ascii="Times New Roman" w:hAnsi="Times New Roman" w:cs="Times New Roman"/>
+          <w:sz w:val="24"/>
+          <w:szCs w:val="24"/>
+        </w:rPr>
+        <w:t xml:space="preserve"> to help us find latent bugs or achieve a higher performance, and how we can build our system to be more efficient, robust and reliable.</w:t>
       </w:r>
     </w:p>
     <w:p>
       <w:pPr>
+        <w:ind w:firstLine="420"/>
         <w:rPr>
           <w:rFonts w:ascii="Times New Roman" w:hAnsi="Times New Roman" w:cs="Times New Roman"/>
           <w:sz w:val="24"/>
@@ -1418,67 +1196,154 @@
       <w:pPr>
         <w:ind w:firstLine="420"/>
         <w:rPr>
-          <w:rFonts w:ascii="Times New Roman" w:eastAsia="Yu Mincho" w:hAnsi="Times New Roman" w:cs="Times New Roman"/>
-          <w:sz w:val="24"/>
-          <w:szCs w:val="24"/>
-          <w:lang w:eastAsia="ja-JP"/>
+          <w:rFonts w:ascii="Times New Roman" w:hAnsi="Times New Roman" w:cs="Times New Roman" w:hint="eastAsia"/>
+          <w:sz w:val="24"/>
+          <w:szCs w:val="24"/>
         </w:rPr>
       </w:pPr>
       <w:r>
         <w:rPr>
-          <w:rFonts w:ascii="Times New Roman" w:hAnsi="Times New Roman" w:cs="Times New Roman"/>
-          <w:sz w:val="24"/>
-          <w:szCs w:val="24"/>
-        </w:rPr>
-        <w:t>CMU</w:t>
-      </w:r>
-      <w:r>
-        <w:rPr>
-          <w:rFonts w:ascii="Times New Roman" w:hAnsi="Times New Roman" w:cs="Times New Roman"/>
-          <w:sz w:val="24"/>
-          <w:szCs w:val="24"/>
-        </w:rPr>
-        <w:t xml:space="preserve"> has the best graduate school </w:t>
-      </w:r>
-      <w:r>
-        <w:rPr>
-          <w:rFonts w:ascii="Times New Roman" w:hAnsi="Times New Roman" w:cs="Times New Roman"/>
-          <w:sz w:val="24"/>
-          <w:szCs w:val="24"/>
-        </w:rPr>
-        <w:t>for</w:t>
-      </w:r>
-      <w:r>
-        <w:rPr>
-          <w:rFonts w:ascii="Times New Roman" w:hAnsi="Times New Roman" w:cs="Times New Roman"/>
-          <w:sz w:val="24"/>
-          <w:szCs w:val="24"/>
-        </w:rPr>
-        <w:t xml:space="preserve"> Computer Science and it </w:t>
-      </w:r>
-      <w:r>
-        <w:rPr>
-          <w:rFonts w:ascii="Times New Roman" w:hAnsi="Times New Roman" w:cs="Times New Roman"/>
-          <w:sz w:val="24"/>
-          <w:szCs w:val="24"/>
-        </w:rPr>
-        <w:t>has always been</w:t>
-      </w:r>
-      <w:r>
-        <w:rPr>
-          <w:rFonts w:ascii="Times New Roman" w:hAnsi="Times New Roman" w:cs="Times New Roman"/>
-          <w:sz w:val="24"/>
-          <w:szCs w:val="24"/>
-        </w:rPr>
-        <w:t xml:space="preserve"> my dream school</w:t>
-      </w:r>
-      <w:r>
-        <w:rPr>
-          <w:rFonts w:ascii="Times New Roman" w:hAnsi="Times New Roman" w:cs="Times New Roman"/>
-          <w:sz w:val="24"/>
-          <w:szCs w:val="24"/>
-        </w:rPr>
-        <w:t xml:space="preserve"> to conduct my graduate study</w:t>
+          <w:rFonts w:ascii="Times New Roman" w:hAnsi="Times New Roman" w:cs="Times New Roman" w:hint="eastAsia"/>
+          <w:sz w:val="24"/>
+          <w:szCs w:val="24"/>
+        </w:rPr>
+        <w:t>T</w:t>
+      </w:r>
+      <w:r>
+        <w:rPr>
+          <w:rFonts w:ascii="Times New Roman" w:hAnsi="Times New Roman" w:cs="Times New Roman"/>
+          <w:sz w:val="24"/>
+          <w:szCs w:val="24"/>
+        </w:rPr>
+        <w:t>he MCDS</w:t>
+      </w:r>
+      <w:r>
+        <w:rPr>
+          <w:rFonts w:ascii="Times New Roman" w:hAnsi="Times New Roman" w:cs="Times New Roman"/>
+          <w:sz w:val="24"/>
+          <w:szCs w:val="24"/>
+        </w:rPr>
+        <w:t xml:space="preserve"> program</w:t>
+      </w:r>
+      <w:r>
+        <w:rPr>
+          <w:rFonts w:ascii="Times New Roman" w:hAnsi="Times New Roman" w:cs="Times New Roman"/>
+          <w:sz w:val="24"/>
+          <w:szCs w:val="24"/>
+        </w:rPr>
+        <w:t xml:space="preserve"> have been very close to my academic experience. I have conducted many experiments manipulating large am</w:t>
+      </w:r>
+      <w:r>
+        <w:rPr>
+          <w:rFonts w:ascii="Times New Roman" w:hAnsi="Times New Roman" w:cs="Times New Roman"/>
+          <w:sz w:val="24"/>
+          <w:szCs w:val="24"/>
+        </w:rPr>
+        <w:t>ount of</w:t>
+      </w:r>
+      <w:r>
+        <w:rPr>
+          <w:rFonts w:ascii="Times New Roman" w:hAnsi="Times New Roman" w:cs="Times New Roman"/>
+          <w:sz w:val="24"/>
+          <w:szCs w:val="24"/>
+        </w:rPr>
+        <w:t xml:space="preserve"> real-life</w:t>
+      </w:r>
+      <w:r>
+        <w:rPr>
+          <w:rFonts w:ascii="Times New Roman" w:hAnsi="Times New Roman" w:cs="Times New Roman"/>
+          <w:sz w:val="24"/>
+          <w:szCs w:val="24"/>
+        </w:rPr>
+        <w:t xml:space="preserve"> data</w:t>
+      </w:r>
+      <w:r>
+        <w:rPr>
+          <w:rFonts w:ascii="Times New Roman" w:hAnsi="Times New Roman" w:cs="Times New Roman"/>
+          <w:sz w:val="24"/>
+          <w:szCs w:val="24"/>
+        </w:rPr>
+        <w:t xml:space="preserve">, including social networks, academic papers and </w:t>
+      </w:r>
+      <w:r>
+        <w:rPr>
+          <w:rFonts w:ascii="Times New Roman" w:hAnsi="Times New Roman" w:cs="Times New Roman"/>
+          <w:sz w:val="24"/>
+          <w:szCs w:val="24"/>
+        </w:rPr>
+        <w:t xml:space="preserve">hospital’s </w:t>
+      </w:r>
+      <w:r>
+        <w:rPr>
+          <w:rFonts w:ascii="Times New Roman" w:hAnsi="Times New Roman" w:cs="Times New Roman"/>
+          <w:sz w:val="24"/>
+          <w:szCs w:val="24"/>
+        </w:rPr>
+        <w:t xml:space="preserve">medical records. </w:t>
+      </w:r>
+      <w:r>
+        <w:rPr>
+          <w:rFonts w:ascii="Times New Roman" w:hAnsi="Times New Roman" w:cs="Times New Roman"/>
+          <w:sz w:val="24"/>
+          <w:szCs w:val="24"/>
+        </w:rPr>
+        <w:t xml:space="preserve">By these </w:t>
+      </w:r>
+      <w:r>
+        <w:rPr>
+          <w:rFonts w:ascii="Times New Roman" w:hAnsi="Times New Roman" w:cs="Times New Roman"/>
+          <w:sz w:val="24"/>
+          <w:szCs w:val="24"/>
+        </w:rPr>
+        <w:t>I</w:t>
+      </w:r>
+      <w:r>
+        <w:rPr>
+          <w:rFonts w:ascii="Times New Roman" w:hAnsi="Times New Roman" w:cs="Times New Roman"/>
+          <w:sz w:val="24"/>
+          <w:szCs w:val="24"/>
+        </w:rPr>
+        <w:t xml:space="preserve"> deeply understand how important </w:t>
+      </w:r>
+      <w:r>
+        <w:rPr>
+          <w:rFonts w:ascii="Times New Roman" w:hAnsi="Times New Roman" w:cs="Times New Roman"/>
+          <w:sz w:val="24"/>
+          <w:szCs w:val="24"/>
+        </w:rPr>
+        <w:t>database</w:t>
+      </w:r>
+      <w:r>
+        <w:rPr>
+          <w:rFonts w:ascii="Times New Roman" w:hAnsi="Times New Roman" w:cs="Times New Roman"/>
+          <w:sz w:val="24"/>
+          <w:szCs w:val="24"/>
+        </w:rPr>
+        <w:t xml:space="preserve"> and distributed system is to today’s academic and industrial </w:t>
+      </w:r>
+      <w:r>
+        <w:rPr>
+          <w:rFonts w:ascii="Times New Roman" w:hAnsi="Times New Roman" w:cs="Times New Roman"/>
+          <w:sz w:val="24"/>
+          <w:szCs w:val="24"/>
+        </w:rPr>
+        <w:t xml:space="preserve">computer </w:t>
+      </w:r>
+      <w:r>
+        <w:rPr>
+          <w:rFonts w:ascii="Times New Roman" w:hAnsi="Times New Roman" w:cs="Times New Roman"/>
+          <w:sz w:val="24"/>
+          <w:szCs w:val="24"/>
+        </w:rPr>
+        <w:t>application</w:t>
+      </w:r>
+      <w:r>
+        <w:rPr>
+          <w:rFonts w:ascii="Times New Roman" w:hAnsi="Times New Roman" w:cs="Times New Roman"/>
+          <w:sz w:val="24"/>
+          <w:szCs w:val="24"/>
+        </w:rPr>
+        <w:t>s</w:t>
       </w:r>
       <w:r>
         <w:rPr>
@@ -1494,293 +1359,68 @@
           <w:sz w:val="24"/>
           <w:szCs w:val="24"/>
         </w:rPr>
-        <w:t xml:space="preserve">I have applied to your </w:t>
-      </w:r>
-      <w:r>
-        <w:rPr>
-          <w:rFonts w:ascii="Times New Roman" w:hAnsi="Times New Roman" w:cs="Times New Roman"/>
-          <w:sz w:val="24"/>
-          <w:szCs w:val="24"/>
-        </w:rPr>
-        <w:t xml:space="preserve">MSCS, MCDS and </w:t>
-      </w:r>
-      <w:r>
-        <w:rPr>
-          <w:rFonts w:ascii="Times New Roman" w:hAnsi="Times New Roman" w:cs="Times New Roman"/>
-          <w:sz w:val="24"/>
-          <w:szCs w:val="24"/>
-        </w:rPr>
-        <w:t>MS/IIS</w:t>
-      </w:r>
-      <w:r>
-        <w:rPr>
-          <w:rFonts w:ascii="Times New Roman" w:hAnsi="Times New Roman" w:cs="Times New Roman"/>
-          <w:sz w:val="24"/>
-          <w:szCs w:val="24"/>
-        </w:rPr>
-        <w:t xml:space="preserve"> </w:t>
-      </w:r>
-      <w:r>
-        <w:rPr>
-          <w:rFonts w:ascii="Times New Roman" w:hAnsi="Times New Roman" w:cs="Times New Roman"/>
-          <w:sz w:val="24"/>
-          <w:szCs w:val="24"/>
-        </w:rPr>
-        <w:t>program</w:t>
-      </w:r>
-      <w:bookmarkStart w:id="0" w:name="_GoBack"/>
-      <w:bookmarkEnd w:id="0"/>
-      <w:r>
-        <w:rPr>
-          <w:rFonts w:ascii="Times New Roman" w:hAnsi="Times New Roman" w:cs="Times New Roman"/>
-          <w:sz w:val="24"/>
-          <w:szCs w:val="24"/>
-        </w:rPr>
-        <w:t>. For MSCS program I will focus more on Programming Languages and Software Theories, by learning deep into these fields I could</w:t>
-      </w:r>
-      <w:r>
-        <w:rPr>
-          <w:rFonts w:ascii="Times New Roman" w:hAnsi="Times New Roman" w:cs="Times New Roman"/>
-          <w:sz w:val="24"/>
-          <w:szCs w:val="24"/>
-        </w:rPr>
-        <w:t xml:space="preserve"> build a solid foundation for either an academic or industrial future career</w:t>
-      </w:r>
-      <w:r>
-        <w:rPr>
-          <w:rFonts w:ascii="Times New Roman" w:hAnsi="Times New Roman" w:cs="Times New Roman"/>
-          <w:sz w:val="24"/>
-          <w:szCs w:val="24"/>
-        </w:rPr>
-        <w:t xml:space="preserve">. </w:t>
-      </w:r>
-      <w:r>
-        <w:rPr>
-          <w:rFonts w:ascii="Times New Roman" w:hAnsi="Times New Roman" w:cs="Times New Roman"/>
-          <w:sz w:val="24"/>
-          <w:szCs w:val="24"/>
-        </w:rPr>
-        <w:t>F</w:t>
-      </w:r>
-      <w:r>
-        <w:rPr>
-          <w:rFonts w:ascii="Times New Roman" w:hAnsi="Times New Roman" w:cs="Times New Roman"/>
-          <w:sz w:val="24"/>
-          <w:szCs w:val="24"/>
-        </w:rPr>
-        <w:t>or the MCDS and MS/IIS program, I believe I can also hold them well because they have been very close to my academic experience. I have independently conducted many experiments manipulating large amount of data for academic papers, and is now m</w:t>
-      </w:r>
-      <w:r>
-        <w:rPr>
-          <w:rFonts w:ascii="Times New Roman" w:hAnsi="Times New Roman" w:cs="Times New Roman"/>
-          <w:sz w:val="24"/>
-          <w:szCs w:val="24"/>
-        </w:rPr>
-        <w:t xml:space="preserve">anaging the search engine for an </w:t>
-      </w:r>
-      <w:r>
-        <w:rPr>
-          <w:rFonts w:ascii="Times New Roman" w:hAnsi="Times New Roman" w:cs="Times New Roman"/>
-          <w:sz w:val="24"/>
-          <w:szCs w:val="24"/>
-        </w:rPr>
-        <w:t xml:space="preserve">academic website </w:t>
-      </w:r>
-      <w:r>
-        <w:rPr>
-          <w:rFonts w:ascii="Times New Roman" w:hAnsi="Times New Roman" w:cs="Times New Roman"/>
-          <w:sz w:val="24"/>
-          <w:szCs w:val="24"/>
-        </w:rPr>
-        <w:t>“</w:t>
-      </w:r>
-      <w:r>
-        <w:rPr>
-          <w:rFonts w:ascii="Times New Roman" w:hAnsi="Times New Roman" w:cs="Times New Roman"/>
-          <w:sz w:val="24"/>
-          <w:szCs w:val="24"/>
-        </w:rPr>
-        <w:t>Acemap</w:t>
-      </w:r>
-      <w:r>
-        <w:rPr>
-          <w:rFonts w:ascii="Times New Roman" w:hAnsi="Times New Roman" w:cs="Times New Roman"/>
-          <w:sz w:val="24"/>
-          <w:szCs w:val="24"/>
-        </w:rPr>
-        <w:t>” of our</w:t>
-      </w:r>
-      <w:r>
-        <w:rPr>
-          <w:rFonts w:ascii="Times New Roman" w:hAnsi="Times New Roman" w:cs="Times New Roman"/>
-          <w:sz w:val="24"/>
-          <w:szCs w:val="24"/>
-        </w:rPr>
-        <w:t xml:space="preserve"> lab</w:t>
-      </w:r>
-      <w:r>
-        <w:rPr>
-          <w:rFonts w:ascii="Times New Roman" w:hAnsi="Times New Roman" w:cs="Times New Roman"/>
-          <w:sz w:val="24"/>
-          <w:szCs w:val="24"/>
-        </w:rPr>
-        <w:t xml:space="preserve">. </w:t>
-      </w:r>
-      <w:r>
-        <w:rPr>
-          <w:rFonts w:ascii="Times New Roman" w:hAnsi="Times New Roman" w:cs="Times New Roman"/>
-          <w:sz w:val="24"/>
-          <w:szCs w:val="24"/>
-        </w:rPr>
-        <w:t>That has been my academic preparation for an</w:t>
-      </w:r>
-      <w:r>
-        <w:rPr>
-          <w:rFonts w:ascii="Times New Roman" w:hAnsi="Times New Roman" w:cs="Times New Roman"/>
-          <w:sz w:val="24"/>
-          <w:szCs w:val="24"/>
-        </w:rPr>
-        <w:t xml:space="preserve"> MCDS program</w:t>
-      </w:r>
-      <w:r>
-        <w:rPr>
-          <w:rFonts w:ascii="Times New Roman" w:hAnsi="Times New Roman" w:cs="Times New Roman"/>
-          <w:sz w:val="24"/>
-          <w:szCs w:val="24"/>
-        </w:rPr>
-        <w:t xml:space="preserve"> to study </w:t>
-      </w:r>
-      <w:r>
-        <w:rPr>
-          <w:rFonts w:ascii="Times New Roman" w:hAnsi="Times New Roman" w:cs="Times New Roman"/>
-          <w:sz w:val="24"/>
-          <w:szCs w:val="24"/>
-        </w:rPr>
-        <w:t>la</w:t>
-      </w:r>
-      <w:r>
-        <w:rPr>
-          <w:rFonts w:ascii="Times New Roman" w:hAnsi="Times New Roman" w:cs="Times New Roman"/>
-          <w:sz w:val="24"/>
-          <w:szCs w:val="24"/>
-        </w:rPr>
-        <w:t>rge information systems</w:t>
-      </w:r>
-      <w:r>
-        <w:rPr>
-          <w:rFonts w:ascii="Times New Roman" w:hAnsi="Times New Roman" w:cs="Times New Roman"/>
-          <w:sz w:val="24"/>
-          <w:szCs w:val="24"/>
-        </w:rPr>
-        <w:t>.</w:t>
-      </w:r>
-      <w:r>
-        <w:rPr>
-          <w:rFonts w:ascii="Times New Roman" w:hAnsi="Times New Roman" w:cs="Times New Roman"/>
-          <w:sz w:val="24"/>
-          <w:szCs w:val="24"/>
-        </w:rPr>
-        <w:t xml:space="preserve"> Also, on course projects I conducted a Chinese word segmenter and a text-based searching platform, and the topic of my first paper is </w:t>
-      </w:r>
-      <w:r>
-        <w:rPr>
-          <w:rFonts w:ascii="Times New Roman" w:hAnsi="Times New Roman" w:cs="Times New Roman"/>
-          <w:sz w:val="24"/>
-          <w:szCs w:val="24"/>
-        </w:rPr>
-        <w:t xml:space="preserve">very </w:t>
-      </w:r>
-      <w:r>
-        <w:rPr>
-          <w:rFonts w:ascii="Times New Roman" w:hAnsi="Times New Roman" w:cs="Times New Roman"/>
-          <w:sz w:val="24"/>
-          <w:szCs w:val="24"/>
-        </w:rPr>
-        <w:t>closely related to NLP.</w:t>
-      </w:r>
-      <w:r>
-        <w:rPr>
-          <w:rFonts w:ascii="Times New Roman" w:hAnsi="Times New Roman" w:cs="Times New Roman"/>
-          <w:sz w:val="24"/>
-          <w:szCs w:val="24"/>
-        </w:rPr>
-        <w:t xml:space="preserve"> Moreover, I master three languages: Chinese, English and Japanese.</w:t>
-      </w:r>
-      <w:r>
-        <w:rPr>
-          <w:rFonts w:ascii="Times New Roman" w:hAnsi="Times New Roman" w:cs="Times New Roman"/>
-          <w:sz w:val="24"/>
-          <w:szCs w:val="24"/>
-        </w:rPr>
-        <w:t xml:space="preserve"> So NLP has been an important part of my academic experience and a MS/II</w:t>
-      </w:r>
-      <w:r>
-        <w:rPr>
-          <w:rFonts w:ascii="Times New Roman" w:hAnsi="Times New Roman" w:cs="Times New Roman"/>
-          <w:sz w:val="24"/>
-          <w:szCs w:val="24"/>
-        </w:rPr>
-        <w:t xml:space="preserve">S program </w:t>
-      </w:r>
-      <w:r>
-        <w:rPr>
-          <w:rFonts w:ascii="Times New Roman" w:hAnsi="Times New Roman" w:cs="Times New Roman"/>
-          <w:sz w:val="24"/>
-          <w:szCs w:val="24"/>
-        </w:rPr>
-        <w:t xml:space="preserve">also </w:t>
-      </w:r>
-      <w:r>
-        <w:rPr>
-          <w:rFonts w:ascii="Times New Roman" w:hAnsi="Times New Roman" w:cs="Times New Roman"/>
-          <w:sz w:val="24"/>
-          <w:szCs w:val="24"/>
-        </w:rPr>
-        <w:t xml:space="preserve">matches me perfectly. </w:t>
-      </w:r>
-      <w:r>
-        <w:rPr>
-          <w:rFonts w:ascii="Times New Roman" w:hAnsi="Times New Roman" w:cs="Times New Roman"/>
-          <w:sz w:val="24"/>
-          <w:szCs w:val="24"/>
-        </w:rPr>
-        <w:t xml:space="preserve">It will be my greatest pleasure if I could conduct my future study in </w:t>
-      </w:r>
-      <w:r>
-        <w:rPr>
-          <w:rFonts w:ascii="Times New Roman" w:hAnsi="Times New Roman" w:cs="Times New Roman"/>
-          <w:sz w:val="24"/>
-          <w:szCs w:val="24"/>
-        </w:rPr>
-        <w:t>Carnegie Mellon University</w:t>
-      </w:r>
-      <w:r>
-        <w:rPr>
-          <w:rFonts w:ascii="Times New Roman" w:hAnsi="Times New Roman" w:cs="Times New Roman"/>
-          <w:sz w:val="24"/>
-          <w:szCs w:val="24"/>
-        </w:rPr>
-        <w:t>. T</w:t>
-      </w:r>
-      <w:r>
-        <w:rPr>
-          <w:rFonts w:ascii="Times New Roman" w:hAnsi="Times New Roman" w:cs="Times New Roman"/>
-          <w:sz w:val="24"/>
-          <w:szCs w:val="24"/>
-        </w:rPr>
-        <w:t>hanks</w:t>
-      </w:r>
-      <w:r>
-        <w:rPr>
-          <w:rFonts w:ascii="Times New Roman" w:hAnsi="Times New Roman" w:cs="Times New Roman"/>
-          <w:sz w:val="24"/>
-          <w:szCs w:val="24"/>
-        </w:rPr>
-        <w:t xml:space="preserve"> for your time and consideration.</w:t>
+        <w:t>I</w:t>
+      </w:r>
+      <w:r>
+        <w:rPr>
+          <w:rFonts w:ascii="Times New Roman" w:hAnsi="Times New Roman" w:cs="Times New Roman"/>
+          <w:sz w:val="24"/>
+          <w:szCs w:val="24"/>
+        </w:rPr>
+        <w:t xml:space="preserve"> believe I</w:t>
+      </w:r>
+      <w:r>
+        <w:rPr>
+          <w:rFonts w:ascii="Times New Roman" w:hAnsi="Times New Roman" w:cs="Times New Roman"/>
+          <w:sz w:val="24"/>
+          <w:szCs w:val="24"/>
+        </w:rPr>
+        <w:t xml:space="preserve"> have</w:t>
+      </w:r>
+      <w:r>
+        <w:rPr>
+          <w:rFonts w:ascii="Times New Roman" w:hAnsi="Times New Roman" w:cs="Times New Roman"/>
+          <w:sz w:val="24"/>
+          <w:szCs w:val="24"/>
+        </w:rPr>
+        <w:t xml:space="preserve"> had abundant experience and</w:t>
+      </w:r>
+      <w:r>
+        <w:rPr>
+          <w:rFonts w:ascii="Times New Roman" w:hAnsi="Times New Roman" w:cs="Times New Roman"/>
+          <w:sz w:val="24"/>
+          <w:szCs w:val="24"/>
+        </w:rPr>
+        <w:t xml:space="preserve"> full</w:t>
+      </w:r>
+      <w:r>
+        <w:rPr>
+          <w:rFonts w:ascii="Times New Roman" w:hAnsi="Times New Roman" w:cs="Times New Roman"/>
+          <w:sz w:val="24"/>
+          <w:szCs w:val="24"/>
+        </w:rPr>
+        <w:t xml:space="preserve"> academic preparation for</w:t>
+      </w:r>
+      <w:r>
+        <w:rPr>
+          <w:rFonts w:ascii="Times New Roman" w:hAnsi="Times New Roman" w:cs="Times New Roman"/>
+          <w:sz w:val="24"/>
+          <w:szCs w:val="24"/>
+        </w:rPr>
+        <w:t xml:space="preserve"> your</w:t>
+      </w:r>
+      <w:r>
+        <w:rPr>
+          <w:rFonts w:ascii="Times New Roman" w:hAnsi="Times New Roman" w:cs="Times New Roman"/>
+          <w:sz w:val="24"/>
+          <w:szCs w:val="24"/>
+        </w:rPr>
+        <w:t xml:space="preserve"> program.</w:t>
       </w:r>
     </w:p>
     <w:p>
       <w:pPr>
+        <w:ind w:firstLine="420"/>
         <w:rPr>
           <w:rFonts w:ascii="Times New Roman" w:hAnsi="Times New Roman" w:cs="Times New Roman"/>
           <w:sz w:val="24"/>
@@ -1790,7 +1430,7 @@
     </w:p>
     <w:p>
       <w:pPr>
-        <w:jc w:val="right"/>
+        <w:ind w:firstLine="420"/>
         <w:rPr>
           <w:rFonts w:ascii="Times New Roman" w:hAnsi="Times New Roman" w:cs="Times New Roman"/>
           <w:sz w:val="24"/>
@@ -1803,7 +1443,87 @@
           <w:sz w:val="24"/>
           <w:szCs w:val="24"/>
         </w:rPr>
-        <w:t>Sincerely</w:t>
+        <w:t xml:space="preserve">Also, </w:t>
+      </w:r>
+      <w:r>
+        <w:rPr>
+          <w:rFonts w:ascii="Times New Roman" w:hAnsi="Times New Roman" w:cs="Times New Roman"/>
+          <w:sz w:val="24"/>
+          <w:szCs w:val="24"/>
+        </w:rPr>
+        <w:t xml:space="preserve">I am very interested in </w:t>
+      </w:r>
+      <w:r>
+        <w:rPr>
+          <w:rFonts w:ascii="Times New Roman" w:hAnsi="Times New Roman" w:cs="Times New Roman"/>
+          <w:sz w:val="24"/>
+          <w:szCs w:val="24"/>
+        </w:rPr>
+        <w:t>the</w:t>
+      </w:r>
+      <w:r>
+        <w:rPr>
+          <w:rFonts w:ascii="Times New Roman" w:hAnsi="Times New Roman" w:cs="Times New Roman"/>
+          <w:sz w:val="24"/>
+          <w:szCs w:val="24"/>
+        </w:rPr>
+        <w:t xml:space="preserve"> NLP</w:t>
+      </w:r>
+      <w:r>
+        <w:rPr>
+          <w:rFonts w:ascii="Times New Roman" w:hAnsi="Times New Roman" w:cs="Times New Roman"/>
+          <w:sz w:val="24"/>
+          <w:szCs w:val="24"/>
+        </w:rPr>
+        <w:t xml:space="preserve"> track of</w:t>
+      </w:r>
+      <w:r>
+        <w:rPr>
+          <w:rFonts w:ascii="Times New Roman" w:hAnsi="Times New Roman" w:cs="Times New Roman"/>
+          <w:sz w:val="24"/>
+          <w:szCs w:val="24"/>
+        </w:rPr>
+        <w:t xml:space="preserve"> your</w:t>
+      </w:r>
+      <w:r>
+        <w:rPr>
+          <w:rFonts w:ascii="Times New Roman" w:hAnsi="Times New Roman" w:cs="Times New Roman"/>
+          <w:sz w:val="24"/>
+          <w:szCs w:val="24"/>
+        </w:rPr>
+        <w:t xml:space="preserve"> MS/IIS program</w:t>
+      </w:r>
+      <w:r>
+        <w:rPr>
+          <w:rFonts w:ascii="Times New Roman" w:hAnsi="Times New Roman" w:cs="Times New Roman"/>
+          <w:sz w:val="24"/>
+          <w:szCs w:val="24"/>
+        </w:rPr>
+        <w:t>.</w:t>
+      </w:r>
+      <w:r>
+        <w:rPr>
+          <w:rFonts w:ascii="Times New Roman" w:hAnsi="Times New Roman" w:cs="Times New Roman"/>
+          <w:sz w:val="24"/>
+          <w:szCs w:val="24"/>
+        </w:rPr>
+        <w:t xml:space="preserve"> Natural Language Processing</w:t>
+      </w:r>
+      <w:r>
+        <w:rPr>
+          <w:rFonts w:ascii="Times New Roman" w:hAnsi="Times New Roman" w:cs="Times New Roman"/>
+          <w:sz w:val="24"/>
+          <w:szCs w:val="24"/>
+        </w:rPr>
+        <w:t xml:space="preserve"> has been an important part of my academic experience</w:t>
+      </w:r>
+      <w:r>
+        <w:rPr>
+          <w:rFonts w:ascii="Times New Roman" w:hAnsi="Times New Roman" w:cs="Times New Roman"/>
+          <w:sz w:val="24"/>
+          <w:szCs w:val="24"/>
+        </w:rPr>
+        <w:t>.</w:t>
       </w:r>
       <w:r>
         <w:rPr>
@@ -1815,11 +1535,19 @@
       </w:r>
       <w:r>
         <w:rPr>
-          <w:rFonts w:ascii="Times New Roman" w:hAnsi="Times New Roman" w:cs="Times New Roman" w:hint="eastAsia"/>
-          <w:sz w:val="24"/>
-          <w:szCs w:val="24"/>
-        </w:rPr>
-        <w:t>Yours</w:t>
+          <w:rFonts w:ascii="Times New Roman" w:hAnsi="Times New Roman" w:cs="Times New Roman"/>
+          <w:sz w:val="24"/>
+          <w:szCs w:val="24"/>
+        </w:rPr>
+        <w:t>On</w:t>
+      </w:r>
+      <w:r>
+        <w:rPr>
+          <w:rFonts w:ascii="Times New Roman" w:hAnsi="Times New Roman" w:cs="Times New Roman"/>
+          <w:sz w:val="24"/>
+          <w:szCs w:val="24"/>
+        </w:rPr>
+        <w:t xml:space="preserve"> my first academic paper I spent much time study into discourse segmenting and discourse parsing</w:t>
       </w:r>
       <w:r>
         <w:rPr>
@@ -1828,25 +1556,316 @@
           <w:szCs w:val="24"/>
         </w:rPr>
         <w:t>,</w:t>
+      </w:r>
+      <w:r>
+        <w:rPr>
+          <w:rFonts w:ascii="Times New Roman" w:hAnsi="Times New Roman" w:cs="Times New Roman"/>
+          <w:sz w:val="24"/>
+          <w:szCs w:val="24"/>
+        </w:rPr>
+        <w:t xml:space="preserve"> </w:t>
+      </w:r>
+      <w:r>
+        <w:rPr>
+          <w:rFonts w:ascii="Times New Roman" w:hAnsi="Times New Roman" w:cs="Times New Roman"/>
+          <w:sz w:val="24"/>
+          <w:szCs w:val="24"/>
+        </w:rPr>
+        <w:t>and got a</w:t>
+      </w:r>
+      <w:r>
+        <w:rPr>
+          <w:rFonts w:ascii="Times New Roman" w:hAnsi="Times New Roman" w:cs="Times New Roman"/>
+          <w:sz w:val="24"/>
+          <w:szCs w:val="24"/>
+        </w:rPr>
+        <w:t xml:space="preserve"> clear</w:t>
+      </w:r>
+      <w:r>
+        <w:rPr>
+          <w:rFonts w:ascii="Times New Roman" w:hAnsi="Times New Roman" w:cs="Times New Roman"/>
+          <w:sz w:val="24"/>
+          <w:szCs w:val="24"/>
+        </w:rPr>
+        <w:t xml:space="preserve"> blueprint of the tight relationship between machine learning models and their</w:t>
+      </w:r>
+      <w:r>
+        <w:rPr>
+          <w:rFonts w:ascii="Times New Roman" w:hAnsi="Times New Roman" w:cs="Times New Roman"/>
+          <w:sz w:val="24"/>
+          <w:szCs w:val="24"/>
+        </w:rPr>
+        <w:t xml:space="preserve"> </w:t>
+      </w:r>
+      <w:r>
+        <w:rPr>
+          <w:rFonts w:ascii="Times New Roman" w:hAnsi="Times New Roman" w:cs="Times New Roman"/>
+          <w:sz w:val="24"/>
+          <w:szCs w:val="24"/>
+        </w:rPr>
+        <w:t>applications</w:t>
+      </w:r>
+      <w:r>
+        <w:rPr>
+          <w:rFonts w:ascii="Times New Roman" w:hAnsi="Times New Roman" w:cs="Times New Roman"/>
+          <w:sz w:val="24"/>
+          <w:szCs w:val="24"/>
+        </w:rPr>
+        <w:t xml:space="preserve"> in an NLP scenario</w:t>
+      </w:r>
+      <w:r>
+        <w:rPr>
+          <w:rFonts w:ascii="Times New Roman" w:hAnsi="Times New Roman" w:cs="Times New Roman"/>
+          <w:sz w:val="24"/>
+          <w:szCs w:val="24"/>
+        </w:rPr>
+        <w:t>.</w:t>
+      </w:r>
+      <w:r>
+        <w:rPr>
+          <w:rFonts w:ascii="Times New Roman" w:hAnsi="Times New Roman" w:cs="Times New Roman"/>
+          <w:sz w:val="24"/>
+          <w:szCs w:val="24"/>
+        </w:rPr>
+        <w:t xml:space="preserve"> Most importantly, I have loved learning languages. Now I master three languages – Chinese, Japanese and English and I am looking forward to learn more in the future. I am </w:t>
+      </w:r>
+      <w:r>
+        <w:rPr>
+          <w:rFonts w:ascii="Times New Roman" w:hAnsi="Times New Roman" w:cs="Times New Roman"/>
+          <w:sz w:val="24"/>
+          <w:szCs w:val="24"/>
+        </w:rPr>
+        <w:t>really expecting</w:t>
+      </w:r>
+      <w:r>
+        <w:rPr>
+          <w:rFonts w:ascii="Times New Roman" w:hAnsi="Times New Roman" w:cs="Times New Roman"/>
+          <w:sz w:val="24"/>
+          <w:szCs w:val="24"/>
+        </w:rPr>
+        <w:t xml:space="preserve"> to combine</w:t>
+      </w:r>
+      <w:r>
+        <w:rPr>
+          <w:rFonts w:ascii="Times New Roman" w:hAnsi="Times New Roman" w:cs="Times New Roman"/>
+          <w:sz w:val="24"/>
+          <w:szCs w:val="24"/>
+        </w:rPr>
+        <w:t xml:space="preserve"> my</w:t>
+      </w:r>
+      <w:r>
+        <w:rPr>
+          <w:rFonts w:ascii="Times New Roman" w:hAnsi="Times New Roman" w:cs="Times New Roman"/>
+          <w:sz w:val="24"/>
+          <w:szCs w:val="24"/>
+        </w:rPr>
+        <w:t xml:space="preserve"> love for</w:t>
+      </w:r>
+      <w:r>
+        <w:rPr>
+          <w:rFonts w:ascii="Times New Roman" w:hAnsi="Times New Roman" w:cs="Times New Roman"/>
+          <w:sz w:val="24"/>
+          <w:szCs w:val="24"/>
+        </w:rPr>
+        <w:t xml:space="preserve"> natural languages</w:t>
+      </w:r>
+      <w:r>
+        <w:rPr>
+          <w:rFonts w:ascii="Times New Roman" w:hAnsi="Times New Roman" w:cs="Times New Roman"/>
+          <w:sz w:val="24"/>
+          <w:szCs w:val="24"/>
+        </w:rPr>
+        <w:t xml:space="preserve"> with my future major.</w:t>
       </w:r>
     </w:p>
     <w:p>
       <w:pPr>
-        <w:jc w:val="right"/>
         <w:rPr>
           <w:rFonts w:ascii="Times New Roman" w:hAnsi="Times New Roman" w:cs="Times New Roman"/>
           <w:sz w:val="24"/>
           <w:szCs w:val="24"/>
         </w:rPr>
       </w:pPr>
-      <w:r>
-        <w:rPr>
-          <w:rFonts w:ascii="Times New Roman" w:hAnsi="Times New Roman" w:cs="Times New Roman"/>
-          <w:sz w:val="24"/>
-          <w:szCs w:val="24"/>
-        </w:rPr>
-        <w:lastRenderedPageBreak/>
-        <w:t>Qianyang Peng</w:t>
+    </w:p>
+    <w:p>
+      <w:pPr>
+        <w:ind w:firstLine="420"/>
+        <w:rPr>
+          <w:rFonts w:ascii="Times New Roman" w:eastAsia="Yu Mincho" w:hAnsi="Times New Roman" w:cs="Times New Roman" w:hint="eastAsia"/>
+          <w:sz w:val="24"/>
+          <w:szCs w:val="24"/>
+          <w:lang w:eastAsia="ja-JP"/>
+        </w:rPr>
+      </w:pPr>
+      <w:r>
+        <w:rPr>
+          <w:rFonts w:ascii="Times New Roman" w:hAnsi="Times New Roman" w:cs="Times New Roman"/>
+          <w:sz w:val="24"/>
+          <w:szCs w:val="24"/>
+        </w:rPr>
+        <w:t>Learning computer science</w:t>
+      </w:r>
+      <w:r>
+        <w:rPr>
+          <w:rFonts w:ascii="Times New Roman" w:hAnsi="Times New Roman" w:cs="Times New Roman"/>
+          <w:sz w:val="24"/>
+          <w:szCs w:val="24"/>
+        </w:rPr>
+        <w:t xml:space="preserve"> has</w:t>
+      </w:r>
+      <w:r>
+        <w:rPr>
+          <w:rFonts w:ascii="Times New Roman" w:hAnsi="Times New Roman" w:cs="Times New Roman"/>
+          <w:sz w:val="24"/>
+          <w:szCs w:val="24"/>
+        </w:rPr>
+        <w:t xml:space="preserve"> been the busiest but most fulfilling period of my life, as I can feel that I am learning what I really like and willing to be fully devoted to it. I enjoyed doing algorithm design and implementation in academic research, and equally enjoyed doing software development in industrial practice. </w:t>
+      </w:r>
+      <w:r>
+        <w:rPr>
+          <w:rFonts w:ascii="Times New Roman" w:hAnsi="Times New Roman" w:cs="Times New Roman"/>
+          <w:sz w:val="24"/>
+          <w:szCs w:val="24"/>
+        </w:rPr>
+        <w:t>My care</w:t>
+      </w:r>
+      <w:r>
+        <w:rPr>
+          <w:rFonts w:ascii="Times New Roman" w:hAnsi="Times New Roman" w:cs="Times New Roman"/>
+          <w:sz w:val="24"/>
+          <w:szCs w:val="24"/>
+        </w:rPr>
+        <w:t>er goal is to become a software</w:t>
+      </w:r>
+      <w:r>
+        <w:rPr>
+          <w:rFonts w:ascii="Times New Roman" w:hAnsi="Times New Roman" w:cs="Times New Roman" w:hint="eastAsia"/>
+          <w:sz w:val="24"/>
+          <w:szCs w:val="24"/>
+        </w:rPr>
+        <w:t xml:space="preserve"> </w:t>
+      </w:r>
+      <w:r>
+        <w:rPr>
+          <w:rFonts w:ascii="Times New Roman" w:hAnsi="Times New Roman" w:cs="Times New Roman"/>
+          <w:sz w:val="24"/>
+          <w:szCs w:val="24"/>
+        </w:rPr>
+        <w:t xml:space="preserve">developer. </w:t>
+      </w:r>
+      <w:r>
+        <w:rPr>
+          <w:rFonts w:ascii="Times New Roman" w:hAnsi="Times New Roman" w:cs="Times New Roman"/>
+          <w:sz w:val="24"/>
+          <w:szCs w:val="24"/>
+        </w:rPr>
+        <w:t>I want to build up my professional skills by pursuing a Master’s degree</w:t>
+      </w:r>
+      <w:r>
+        <w:rPr>
+          <w:rFonts w:ascii="Times New Roman" w:hAnsi="Times New Roman" w:cs="Times New Roman" w:hint="eastAsia"/>
+          <w:sz w:val="24"/>
+          <w:szCs w:val="24"/>
+        </w:rPr>
+        <w:t xml:space="preserve"> </w:t>
+      </w:r>
+      <w:r>
+        <w:rPr>
+          <w:rFonts w:ascii="Times New Roman" w:hAnsi="Times New Roman" w:cs="Times New Roman"/>
+          <w:sz w:val="24"/>
+          <w:szCs w:val="24"/>
+        </w:rPr>
+        <w:t>in graduate school</w:t>
+      </w:r>
+      <w:r>
+        <w:rPr>
+          <w:rFonts w:ascii="Times New Roman" w:hAnsi="Times New Roman" w:cs="Times New Roman"/>
+          <w:sz w:val="24"/>
+          <w:szCs w:val="24"/>
+        </w:rPr>
+        <w:t>, and no doubt</w:t>
+      </w:r>
+      <w:r>
+        <w:rPr>
+          <w:rFonts w:ascii="Times New Roman" w:hAnsi="Times New Roman" w:cs="Times New Roman"/>
+          <w:sz w:val="24"/>
+          <w:szCs w:val="24"/>
+        </w:rPr>
+        <w:t xml:space="preserve"> that</w:t>
+      </w:r>
+      <w:r>
+        <w:rPr>
+          <w:rFonts w:ascii="Times New Roman" w:hAnsi="Times New Roman" w:cs="Times New Roman"/>
+          <w:sz w:val="24"/>
+          <w:szCs w:val="24"/>
+        </w:rPr>
+        <w:t xml:space="preserve"> CMU will be the best place</w:t>
+      </w:r>
+      <w:r>
+        <w:rPr>
+          <w:rFonts w:ascii="Times New Roman" w:hAnsi="Times New Roman" w:cs="Times New Roman"/>
+          <w:sz w:val="24"/>
+          <w:szCs w:val="24"/>
+        </w:rPr>
+        <w:t xml:space="preserve"> for me</w:t>
+      </w:r>
+      <w:r>
+        <w:rPr>
+          <w:rFonts w:ascii="Times New Roman" w:hAnsi="Times New Roman" w:cs="Times New Roman"/>
+          <w:sz w:val="24"/>
+          <w:szCs w:val="24"/>
+        </w:rPr>
+        <w:t xml:space="preserve"> to do it</w:t>
+      </w:r>
+      <w:r>
+        <w:rPr>
+          <w:rFonts w:ascii="Times New Roman" w:hAnsi="Times New Roman" w:cs="Times New Roman"/>
+          <w:sz w:val="24"/>
+          <w:szCs w:val="24"/>
+        </w:rPr>
+        <w:t>.</w:t>
+      </w:r>
+      <w:r>
+        <w:rPr>
+          <w:rFonts w:ascii="Times New Roman" w:hAnsi="Times New Roman" w:cs="Times New Roman"/>
+          <w:sz w:val="24"/>
+          <w:szCs w:val="24"/>
+        </w:rPr>
+        <w:t xml:space="preserve"> </w:t>
+      </w:r>
+      <w:r>
+        <w:rPr>
+          <w:rFonts w:ascii="Times New Roman" w:hAnsi="Times New Roman" w:cs="Times New Roman"/>
+          <w:sz w:val="24"/>
+          <w:szCs w:val="24"/>
+        </w:rPr>
+        <w:t xml:space="preserve">It will be my greatest pleasure if I could conduct my future study in </w:t>
+      </w:r>
+      <w:r>
+        <w:rPr>
+          <w:rFonts w:ascii="Times New Roman" w:hAnsi="Times New Roman" w:cs="Times New Roman"/>
+          <w:sz w:val="24"/>
+          <w:szCs w:val="24"/>
+        </w:rPr>
+        <w:t>your esteemed program</w:t>
+      </w:r>
+      <w:r>
+        <w:rPr>
+          <w:rFonts w:ascii="Times New Roman" w:hAnsi="Times New Roman" w:cs="Times New Roman"/>
+          <w:sz w:val="24"/>
+          <w:szCs w:val="24"/>
+        </w:rPr>
+        <w:t>s</w:t>
+      </w:r>
+      <w:bookmarkStart w:id="0" w:name="_GoBack"/>
+      <w:bookmarkEnd w:id="0"/>
+      <w:r>
+        <w:rPr>
+          <w:rFonts w:ascii="Times New Roman" w:hAnsi="Times New Roman" w:cs="Times New Roman"/>
+          <w:sz w:val="24"/>
+          <w:szCs w:val="24"/>
+        </w:rPr>
+        <w:t>. Thanks for your time and consideration.</w:t>
       </w:r>
     </w:p>
     <w:sectPr>
@@ -2581,6 +2600,11 @@
       <w:u w:val="single"/>
     </w:rPr>
   </w:style>
+  <w:style w:type="character" w:customStyle="1" w:styleId="high-light">
+    <w:name w:val="high-light"/>
+    <w:basedOn w:val="a0"/>
+    <w:rsid w:val="00A771AA"/>
+  </w:style>
 </w:styles>
 </file>
 
@@ -2850,7 +2874,7 @@
 </file>
 
 <file path=customXml/itemProps1.xml><?xml version="1.0" encoding="utf-8"?>
-<ds:datastoreItem xmlns:ds="http://schemas.openxmlformats.org/officeDocument/2006/customXml" ds:itemID="{C589BD6B-AFEE-4D24-92A1-72599B471176}">
+<ds:datastoreItem xmlns:ds="http://schemas.openxmlformats.org/officeDocument/2006/customXml" ds:itemID="{0271CDF3-FA18-4CCB-8A88-15FF7718232B}">
   <ds:schemaRefs>
     <ds:schemaRef ds:uri="http://schemas.openxmlformats.org/officeDocument/2006/bibliography"/>
   </ds:schemaRefs>
